--- a/Calendario2025/Ejercicios/E6_DHCP_Centralizado/Ejercicio6.docx
+++ b/Calendario2025/Ejercicios/E6_DHCP_Centralizado/Ejercicio6.docx
@@ -1,6 +1,6 @@
 
 <file path=word/document.xml><?xml version="1.0" encoding="utf-8"?>
-<w:document xmlns:wpc="http://schemas.microsoft.com/office/word/2010/wordprocessingCanvas" xmlns:cx="http://schemas.microsoft.com/office/drawing/2014/chartex" xmlns:cx1="http://schemas.microsoft.com/office/drawing/2015/9/8/chartex" xmlns:cx2="http://schemas.microsoft.com/office/drawing/2015/10/21/chartex" xmlns:cx3="http://schemas.microsoft.com/office/drawing/2016/5/9/chartex" xmlns:cx4="http://schemas.microsoft.com/office/drawing/2016/5/10/chartex" xmlns:cx5="http://schemas.microsoft.com/office/drawing/2016/5/11/chartex" xmlns:cx6="http://schemas.microsoft.com/office/drawing/2016/5/12/chartex" xmlns:cx7="http://schemas.microsoft.com/office/drawing/2016/5/13/chartex" xmlns:cx8="http://schemas.microsoft.com/office/drawing/2016/5/14/chartex" xmlns:mc="http://schemas.openxmlformats.org/markup-compatibility/2006" xmlns:aink="http://schemas.microsoft.com/office/drawing/2016/ink" xmlns:am3d="http://schemas.microsoft.com/office/drawing/2017/model3d" xmlns:o="urn:schemas-microsoft-com:office:office" xmlns:oel="http://schemas.microsoft.com/office/2019/extlst" xmlns:r="http://schemas.openxmlformats.org/officeDocument/2006/relationships" xmlns:m="http://schemas.openxmlformats.org/officeDocument/2006/math" xmlns:v="urn:schemas-microsoft-com:vml" xmlns:wp14="http://schemas.microsoft.com/office/word/2010/wordprocessingDrawing" xmlns:wp="http://schemas.openxmlformats.org/drawingml/2006/wordprocessingDrawing" xmlns:w10="urn:schemas-microsoft-com:office:word" xmlns:w="http://schemas.openxmlformats.org/wordprocessingml/2006/main" xmlns:w14="http://schemas.microsoft.com/office/word/2010/wordml" xmlns:w15="http://schemas.microsoft.com/office/word/2012/wordml" xmlns:w16cex="http://schemas.microsoft.com/office/word/2018/wordml/cex" xmlns:w16cid="http://schemas.microsoft.com/office/word/2016/wordml/cid" xmlns:w16="http://schemas.microsoft.com/office/word/2018/wordml" xmlns:w16sdtdh="http://schemas.microsoft.com/office/word/2020/wordml/sdtdatahash" xmlns:w16se="http://schemas.microsoft.com/office/word/2015/wordml/symex" xmlns:wpg="http://schemas.microsoft.com/office/word/2010/wordprocessingGroup" xmlns:wpi="http://schemas.microsoft.com/office/word/2010/wordprocessingInk" xmlns:wne="http://schemas.microsoft.com/office/word/2006/wordml" xmlns:wps="http://schemas.microsoft.com/office/word/2010/wordprocessingShape" mc:Ignorable="w14 w15 w16se w16cid w16 w16cex w16sdtdh wp14">
+<w:document xmlns:wpc="http://schemas.microsoft.com/office/word/2010/wordprocessingCanvas" xmlns:cx="http://schemas.microsoft.com/office/drawing/2014/chartex" xmlns:cx1="http://schemas.microsoft.com/office/drawing/2015/9/8/chartex" xmlns:cx2="http://schemas.microsoft.com/office/drawing/2015/10/21/chartex" xmlns:cx3="http://schemas.microsoft.com/office/drawing/2016/5/9/chartex" xmlns:cx4="http://schemas.microsoft.com/office/drawing/2016/5/10/chartex" xmlns:cx5="http://schemas.microsoft.com/office/drawing/2016/5/11/chartex" xmlns:cx6="http://schemas.microsoft.com/office/drawing/2016/5/12/chartex" xmlns:cx7="http://schemas.microsoft.com/office/drawing/2016/5/13/chartex" xmlns:cx8="http://schemas.microsoft.com/office/drawing/2016/5/14/chartex" xmlns:mc="http://schemas.openxmlformats.org/markup-compatibility/2006" xmlns:aink="http://schemas.microsoft.com/office/drawing/2016/ink" xmlns:am3d="http://schemas.microsoft.com/office/drawing/2017/model3d" xmlns:o="urn:schemas-microsoft-com:office:office" xmlns:oel="http://schemas.microsoft.com/office/2019/extlst" xmlns:r="http://schemas.openxmlformats.org/officeDocument/2006/relationships" xmlns:m="http://schemas.openxmlformats.org/officeDocument/2006/math" xmlns:v="urn:schemas-microsoft-com:vml" xmlns:wp14="http://schemas.microsoft.com/office/word/2010/wordprocessingDrawing" xmlns:wp="http://schemas.openxmlformats.org/drawingml/2006/wordprocessingDrawing" xmlns:w10="urn:schemas-microsoft-com:office:word" xmlns:w="http://schemas.openxmlformats.org/wordprocessingml/2006/main" xmlns:w14="http://schemas.microsoft.com/office/word/2010/wordml" xmlns:w15="http://schemas.microsoft.com/office/word/2012/wordml" xmlns:w16cex="http://schemas.microsoft.com/office/word/2018/wordml/cex" xmlns:w16cid="http://schemas.microsoft.com/office/word/2016/wordml/cid" xmlns:w16="http://schemas.microsoft.com/office/word/2018/wordml" xmlns:w16du="http://schemas.microsoft.com/office/word/2023/wordml/word16du" xmlns:w16sdtdh="http://schemas.microsoft.com/office/word/2020/wordml/sdtdatahash" xmlns:w16sdtfl="http://schemas.microsoft.com/office/word/2024/wordml/sdtformatlock" xmlns:w16se="http://schemas.microsoft.com/office/word/2015/wordml/symex" xmlns:wpg="http://schemas.microsoft.com/office/word/2010/wordprocessingGroup" xmlns:wpi="http://schemas.microsoft.com/office/word/2010/wordprocessingInk" xmlns:wne="http://schemas.microsoft.com/office/word/2006/wordml" xmlns:wps="http://schemas.microsoft.com/office/word/2010/wordprocessingShape" mc:Ignorable="w14 w15 w16se w16cid w16 w16cex w16sdtdh w16sdtfl w16du wp14">
   <w:body>
     <w:p>
       <w:pPr>
@@ -177,7 +177,7 @@
                                     </pic:cNvPicPr>
                                   </pic:nvPicPr>
                                   <pic:blipFill>
-                                    <a:blip r:embed="rId8">
+                                    <a:blip r:embed="rId7">
                                       <a:extLst>
                                         <a:ext uri="{28A0092B-C50C-407E-A947-70E740481C1C}">
                                           <a14:useLocalDpi xmlns:a14="http://schemas.microsoft.com/office/drawing/2010/main" val="0"/>
@@ -235,6 +235,21 @@
     <w:p>
       <w:pPr>
         <w:pStyle w:val="BodyText"/>
+        <w:spacing w:before="45"/>
+        <w:ind w:left="0" w:right="121"/>
+        <w:jc w:val="center"/>
+        <w:rPr>
+          <w:rFonts w:cs="Arial"/>
+          <w:b/>
+          <w:spacing w:val="-1"/>
+          <w:sz w:val="28"/>
+          <w:szCs w:val="28"/>
+        </w:rPr>
+      </w:pPr>
+    </w:p>
+    <w:p>
+      <w:pPr>
+        <w:pStyle w:val="BodyText"/>
         <w:spacing w:before="0"/>
         <w:ind w:left="0" w:right="119"/>
         <w:jc w:val="center"/>
@@ -430,17 +445,16 @@
           <w:rFonts w:ascii="Arial" w:hAnsi="Arial" w:cs="Arial"/>
           <w:b/>
           <w:bCs/>
-          <w:noProof/>
           <w:color w:val="2C3A45"/>
           <w:spacing w:val="-2"/>
           <w:sz w:val="22"/>
           <w:szCs w:val="22"/>
         </w:rPr>
         <w:drawing>
-          <wp:inline distT="0" distB="0" distL="0" distR="0" wp14:anchorId="1C145C02" wp14:editId="0A2D351C">
-            <wp:extent cx="6400800" cy="2976880"/>
-            <wp:effectExtent l="0" t="0" r="0" b="0"/>
-            <wp:docPr id="1165720754" name="Picture 1" descr="A diagram of a computer network&#10;&#10;Description automatically generated"/>
+          <wp:inline distT="0" distB="0" distL="0" distR="0" wp14:anchorId="42A67D54" wp14:editId="36831F6F">
+            <wp:extent cx="6400800" cy="2849245"/>
+            <wp:effectExtent l="0" t="0" r="0" b="8255"/>
+            <wp:docPr id="2086652357" name="Picture 1" descr="A diagram of a computer network&#10;&#10;AI-generated content may be incorrect."/>
             <wp:cNvGraphicFramePr>
               <a:graphicFrameLocks xmlns:a="http://schemas.openxmlformats.org/drawingml/2006/main" noChangeAspect="1"/>
             </wp:cNvGraphicFramePr>
@@ -448,11 +462,11 @@
               <a:graphicData uri="http://schemas.openxmlformats.org/drawingml/2006/picture">
                 <pic:pic xmlns:pic="http://schemas.openxmlformats.org/drawingml/2006/picture">
                   <pic:nvPicPr>
-                    <pic:cNvPr id="1165720754" name="Picture 1" descr="A diagram of a computer network&#10;&#10;Description automatically generated"/>
+                    <pic:cNvPr id="2086652357" name="Picture 1" descr="A diagram of a computer network&#10;&#10;AI-generated content may be incorrect."/>
                     <pic:cNvPicPr/>
                   </pic:nvPicPr>
                   <pic:blipFill>
-                    <a:blip r:embed="rId9"/>
+                    <a:blip r:embed="rId8"/>
                     <a:stretch>
                       <a:fillRect/>
                     </a:stretch>
@@ -460,7 +474,7 @@
                   <pic:spPr>
                     <a:xfrm>
                       <a:off x="0" y="0"/>
-                      <a:ext cx="6400800" cy="2976880"/>
+                      <a:ext cx="6400800" cy="2849245"/>
                     </a:xfrm>
                     <a:prstGeom prst="rect">
                       <a:avLst/>
@@ -1676,7 +1690,23 @@
           <w:rFonts w:ascii="Arial" w:hAnsi="Arial" w:cs="Arial"/>
           <w:spacing w:val="-1"/>
         </w:rPr>
-        <w:t xml:space="preserve"> IP de ayuda en R1 para que reenvíe todas las solicitudes de DHCP al servidor de DHCP en el</w:t>
+        <w:t xml:space="preserve"> IP de ayuda en </w:t>
+      </w:r>
+      <w:r>
+        <w:rPr>
+          <w:rFonts w:ascii="Arial" w:hAnsi="Arial" w:cs="Arial"/>
+          <w:b/>
+          <w:bCs/>
+          <w:spacing w:val="-1"/>
+        </w:rPr>
+        <w:t xml:space="preserve">R1 </w:t>
+      </w:r>
+      <w:r>
+        <w:rPr>
+          <w:rFonts w:ascii="Arial" w:hAnsi="Arial" w:cs="Arial"/>
+          <w:spacing w:val="-1"/>
+        </w:rPr>
+        <w:t>para que reenvíe todas las solicitudes de DHCP al servidor de DHCP en el</w:t>
       </w:r>
       <w:r>
         <w:rPr>
@@ -1802,14 +1832,16 @@
           <w:rFonts w:ascii="Arial" w:hAnsi="Arial" w:cs="Arial"/>
           <w:spacing w:val="-1"/>
         </w:rPr>
-        <w:t xml:space="preserve"> IP de ayuda en R</w:t>
+        <w:t xml:space="preserve"> IP de ayuda en </w:t>
       </w:r>
       <w:r>
         <w:rPr>
           <w:rFonts w:ascii="Arial" w:hAnsi="Arial" w:cs="Arial"/>
+          <w:b/>
+          <w:bCs/>
           <w:spacing w:val="-1"/>
         </w:rPr>
-        <w:t>2</w:t>
+        <w:t>R2</w:t>
       </w:r>
       <w:r>
         <w:rPr>
@@ -1981,7 +2013,7 @@
       </w:pPr>
     </w:p>
     <w:sectPr>
-      <w:footerReference w:type="default" r:id="rId10"/>
+      <w:footerReference w:type="default" r:id="rId9"/>
       <w:pgSz w:w="12240" w:h="15840"/>
       <w:pgMar w:top="284" w:right="1080" w:bottom="567" w:left="1080" w:header="0" w:footer="1696" w:gutter="0"/>
       <w:cols w:space="720"/>
@@ -1992,7 +2024,7 @@
 </file>
 
 <file path=word/endnotes.xml><?xml version="1.0" encoding="utf-8"?>
-<w:endnotes xmlns:wpc="http://schemas.microsoft.com/office/word/2010/wordprocessingCanvas" xmlns:cx="http://schemas.microsoft.com/office/drawing/2014/chartex" xmlns:cx1="http://schemas.microsoft.com/office/drawing/2015/9/8/chartex" xmlns:cx2="http://schemas.microsoft.com/office/drawing/2015/10/21/chartex" xmlns:cx3="http://schemas.microsoft.com/office/drawing/2016/5/9/chartex" xmlns:cx4="http://schemas.microsoft.com/office/drawing/2016/5/10/chartex" xmlns:cx5="http://schemas.microsoft.com/office/drawing/2016/5/11/chartex" xmlns:cx6="http://schemas.microsoft.com/office/drawing/2016/5/12/chartex" xmlns:cx7="http://schemas.microsoft.com/office/drawing/2016/5/13/chartex" xmlns:cx8="http://schemas.microsoft.com/office/drawing/2016/5/14/chartex" xmlns:mc="http://schemas.openxmlformats.org/markup-compatibility/2006" xmlns:aink="http://schemas.microsoft.com/office/drawing/2016/ink" xmlns:am3d="http://schemas.microsoft.com/office/drawing/2017/model3d" xmlns:o="urn:schemas-microsoft-com:office:office" xmlns:oel="http://schemas.microsoft.com/office/2019/extlst" xmlns:r="http://schemas.openxmlformats.org/officeDocument/2006/relationships" xmlns:m="http://schemas.openxmlformats.org/officeDocument/2006/math" xmlns:v="urn:schemas-microsoft-com:vml" xmlns:wp14="http://schemas.microsoft.com/office/word/2010/wordprocessingDrawing" xmlns:wp="http://schemas.openxmlformats.org/drawingml/2006/wordprocessingDrawing" xmlns:w10="urn:schemas-microsoft-com:office:word" xmlns:w="http://schemas.openxmlformats.org/wordprocessingml/2006/main" xmlns:w14="http://schemas.microsoft.com/office/word/2010/wordml" xmlns:w15="http://schemas.microsoft.com/office/word/2012/wordml" xmlns:w16cex="http://schemas.microsoft.com/office/word/2018/wordml/cex" xmlns:w16cid="http://schemas.microsoft.com/office/word/2016/wordml/cid" xmlns:w16="http://schemas.microsoft.com/office/word/2018/wordml" xmlns:w16sdtdh="http://schemas.microsoft.com/office/word/2020/wordml/sdtdatahash" xmlns:w16se="http://schemas.microsoft.com/office/word/2015/wordml/symex" xmlns:wpg="http://schemas.microsoft.com/office/word/2010/wordprocessingGroup" xmlns:wpi="http://schemas.microsoft.com/office/word/2010/wordprocessingInk" xmlns:wne="http://schemas.microsoft.com/office/word/2006/wordml" xmlns:wps="http://schemas.microsoft.com/office/word/2010/wordprocessingShape" mc:Ignorable="w14 w15 w16se w16cid w16 w16cex w16sdtdh wp14">
+<w:endnotes xmlns:wpc="http://schemas.microsoft.com/office/word/2010/wordprocessingCanvas" xmlns:cx="http://schemas.microsoft.com/office/drawing/2014/chartex" xmlns:cx1="http://schemas.microsoft.com/office/drawing/2015/9/8/chartex" xmlns:cx2="http://schemas.microsoft.com/office/drawing/2015/10/21/chartex" xmlns:cx3="http://schemas.microsoft.com/office/drawing/2016/5/9/chartex" xmlns:cx4="http://schemas.microsoft.com/office/drawing/2016/5/10/chartex" xmlns:cx5="http://schemas.microsoft.com/office/drawing/2016/5/11/chartex" xmlns:cx6="http://schemas.microsoft.com/office/drawing/2016/5/12/chartex" xmlns:cx7="http://schemas.microsoft.com/office/drawing/2016/5/13/chartex" xmlns:cx8="http://schemas.microsoft.com/office/drawing/2016/5/14/chartex" xmlns:mc="http://schemas.openxmlformats.org/markup-compatibility/2006" xmlns:aink="http://schemas.microsoft.com/office/drawing/2016/ink" xmlns:am3d="http://schemas.microsoft.com/office/drawing/2017/model3d" xmlns:o="urn:schemas-microsoft-com:office:office" xmlns:oel="http://schemas.microsoft.com/office/2019/extlst" xmlns:r="http://schemas.openxmlformats.org/officeDocument/2006/relationships" xmlns:m="http://schemas.openxmlformats.org/officeDocument/2006/math" xmlns:v="urn:schemas-microsoft-com:vml" xmlns:wp14="http://schemas.microsoft.com/office/word/2010/wordprocessingDrawing" xmlns:wp="http://schemas.openxmlformats.org/drawingml/2006/wordprocessingDrawing" xmlns:w10="urn:schemas-microsoft-com:office:word" xmlns:w="http://schemas.openxmlformats.org/wordprocessingml/2006/main" xmlns:w14="http://schemas.microsoft.com/office/word/2010/wordml" xmlns:w15="http://schemas.microsoft.com/office/word/2012/wordml" xmlns:w16cex="http://schemas.microsoft.com/office/word/2018/wordml/cex" xmlns:w16cid="http://schemas.microsoft.com/office/word/2016/wordml/cid" xmlns:w16="http://schemas.microsoft.com/office/word/2018/wordml" xmlns:w16du="http://schemas.microsoft.com/office/word/2023/wordml/word16du" xmlns:w16sdtdh="http://schemas.microsoft.com/office/word/2020/wordml/sdtdatahash" xmlns:w16sdtfl="http://schemas.microsoft.com/office/word/2024/wordml/sdtformatlock" xmlns:w16se="http://schemas.microsoft.com/office/word/2015/wordml/symex" xmlns:wpg="http://schemas.microsoft.com/office/word/2010/wordprocessingGroup" xmlns:wpi="http://schemas.microsoft.com/office/word/2010/wordprocessingInk" xmlns:wne="http://schemas.microsoft.com/office/word/2006/wordml" xmlns:wps="http://schemas.microsoft.com/office/word/2010/wordprocessingShape" mc:Ignorable="w14 w15 w16se w16cid w16 w16cex w16sdtdh w16sdtfl w16du wp14">
   <w:endnote w:type="separator" w:id="-1">
     <w:p>
       <w:r>
@@ -2011,7 +2043,7 @@
 </file>
 
 <file path=word/footer1.xml><?xml version="1.0" encoding="utf-8"?>
-<w:ftr xmlns:wpc="http://schemas.microsoft.com/office/word/2010/wordprocessingCanvas" xmlns:cx="http://schemas.microsoft.com/office/drawing/2014/chartex" xmlns:cx1="http://schemas.microsoft.com/office/drawing/2015/9/8/chartex" xmlns:cx2="http://schemas.microsoft.com/office/drawing/2015/10/21/chartex" xmlns:cx3="http://schemas.microsoft.com/office/drawing/2016/5/9/chartex" xmlns:cx4="http://schemas.microsoft.com/office/drawing/2016/5/10/chartex" xmlns:cx5="http://schemas.microsoft.com/office/drawing/2016/5/11/chartex" xmlns:cx6="http://schemas.microsoft.com/office/drawing/2016/5/12/chartex" xmlns:cx7="http://schemas.microsoft.com/office/drawing/2016/5/13/chartex" xmlns:cx8="http://schemas.microsoft.com/office/drawing/2016/5/14/chartex" xmlns:mc="http://schemas.openxmlformats.org/markup-compatibility/2006" xmlns:aink="http://schemas.microsoft.com/office/drawing/2016/ink" xmlns:am3d="http://schemas.microsoft.com/office/drawing/2017/model3d" xmlns:o="urn:schemas-microsoft-com:office:office" xmlns:oel="http://schemas.microsoft.com/office/2019/extlst" xmlns:r="http://schemas.openxmlformats.org/officeDocument/2006/relationships" xmlns:m="http://schemas.openxmlformats.org/officeDocument/2006/math" xmlns:v="urn:schemas-microsoft-com:vml" xmlns:wp14="http://schemas.microsoft.com/office/word/2010/wordprocessingDrawing" xmlns:wp="http://schemas.openxmlformats.org/drawingml/2006/wordprocessingDrawing" xmlns:w10="urn:schemas-microsoft-com:office:word" xmlns:w="http://schemas.openxmlformats.org/wordprocessingml/2006/main" xmlns:w14="http://schemas.microsoft.com/office/word/2010/wordml" xmlns:w15="http://schemas.microsoft.com/office/word/2012/wordml" xmlns:w16cex="http://schemas.microsoft.com/office/word/2018/wordml/cex" xmlns:w16cid="http://schemas.microsoft.com/office/word/2016/wordml/cid" xmlns:w16="http://schemas.microsoft.com/office/word/2018/wordml" xmlns:w16sdtdh="http://schemas.microsoft.com/office/word/2020/wordml/sdtdatahash" xmlns:w16se="http://schemas.microsoft.com/office/word/2015/wordml/symex" xmlns:wpg="http://schemas.microsoft.com/office/word/2010/wordprocessingGroup" xmlns:wpi="http://schemas.microsoft.com/office/word/2010/wordprocessingInk" xmlns:wne="http://schemas.microsoft.com/office/word/2006/wordml" xmlns:wps="http://schemas.microsoft.com/office/word/2010/wordprocessingShape" mc:Ignorable="w14 w15 w16se w16cid w16 w16cex w16sdtdh wp14">
+<w:ftr xmlns:wpc="http://schemas.microsoft.com/office/word/2010/wordprocessingCanvas" xmlns:cx="http://schemas.microsoft.com/office/drawing/2014/chartex" xmlns:cx1="http://schemas.microsoft.com/office/drawing/2015/9/8/chartex" xmlns:cx2="http://schemas.microsoft.com/office/drawing/2015/10/21/chartex" xmlns:cx3="http://schemas.microsoft.com/office/drawing/2016/5/9/chartex" xmlns:cx4="http://schemas.microsoft.com/office/drawing/2016/5/10/chartex" xmlns:cx5="http://schemas.microsoft.com/office/drawing/2016/5/11/chartex" xmlns:cx6="http://schemas.microsoft.com/office/drawing/2016/5/12/chartex" xmlns:cx7="http://schemas.microsoft.com/office/drawing/2016/5/13/chartex" xmlns:cx8="http://schemas.microsoft.com/office/drawing/2016/5/14/chartex" xmlns:mc="http://schemas.openxmlformats.org/markup-compatibility/2006" xmlns:aink="http://schemas.microsoft.com/office/drawing/2016/ink" xmlns:am3d="http://schemas.microsoft.com/office/drawing/2017/model3d" xmlns:o="urn:schemas-microsoft-com:office:office" xmlns:oel="http://schemas.microsoft.com/office/2019/extlst" xmlns:r="http://schemas.openxmlformats.org/officeDocument/2006/relationships" xmlns:m="http://schemas.openxmlformats.org/officeDocument/2006/math" xmlns:v="urn:schemas-microsoft-com:vml" xmlns:wp14="http://schemas.microsoft.com/office/word/2010/wordprocessingDrawing" xmlns:wp="http://schemas.openxmlformats.org/drawingml/2006/wordprocessingDrawing" xmlns:w10="urn:schemas-microsoft-com:office:word" xmlns:w="http://schemas.openxmlformats.org/wordprocessingml/2006/main" xmlns:w14="http://schemas.microsoft.com/office/word/2010/wordml" xmlns:w15="http://schemas.microsoft.com/office/word/2012/wordml" xmlns:w16cex="http://schemas.microsoft.com/office/word/2018/wordml/cex" xmlns:w16cid="http://schemas.microsoft.com/office/word/2016/wordml/cid" xmlns:w16="http://schemas.microsoft.com/office/word/2018/wordml" xmlns:w16du="http://schemas.microsoft.com/office/word/2023/wordml/word16du" xmlns:w16sdtdh="http://schemas.microsoft.com/office/word/2020/wordml/sdtdatahash" xmlns:w16sdtfl="http://schemas.microsoft.com/office/word/2024/wordml/sdtformatlock" xmlns:w16se="http://schemas.microsoft.com/office/word/2015/wordml/symex" xmlns:wpg="http://schemas.microsoft.com/office/word/2010/wordprocessingGroup" xmlns:wpi="http://schemas.microsoft.com/office/word/2010/wordprocessingInk" xmlns:wne="http://schemas.microsoft.com/office/word/2006/wordml" xmlns:wps="http://schemas.microsoft.com/office/word/2010/wordprocessingShape" mc:Ignorable="w14 w15 w16se w16cid w16 w16cex w16sdtdh w16sdtfl w16du wp14">
   <w:p>
     <w:pPr>
       <w:spacing w:line="14" w:lineRule="auto"/>
@@ -2211,7 +2243,7 @@
 </file>
 
 <file path=word/footnotes.xml><?xml version="1.0" encoding="utf-8"?>
-<w:footnotes xmlns:wpc="http://schemas.microsoft.com/office/word/2010/wordprocessingCanvas" xmlns:cx="http://schemas.microsoft.com/office/drawing/2014/chartex" xmlns:cx1="http://schemas.microsoft.com/office/drawing/2015/9/8/chartex" xmlns:cx2="http://schemas.microsoft.com/office/drawing/2015/10/21/chartex" xmlns:cx3="http://schemas.microsoft.com/office/drawing/2016/5/9/chartex" xmlns:cx4="http://schemas.microsoft.com/office/drawing/2016/5/10/chartex" xmlns:cx5="http://schemas.microsoft.com/office/drawing/2016/5/11/chartex" xmlns:cx6="http://schemas.microsoft.com/office/drawing/2016/5/12/chartex" xmlns:cx7="http://schemas.microsoft.com/office/drawing/2016/5/13/chartex" xmlns:cx8="http://schemas.microsoft.com/office/drawing/2016/5/14/chartex" xmlns:mc="http://schemas.openxmlformats.org/markup-compatibility/2006" xmlns:aink="http://schemas.microsoft.com/office/drawing/2016/ink" xmlns:am3d="http://schemas.microsoft.com/office/drawing/2017/model3d" xmlns:o="urn:schemas-microsoft-com:office:office" xmlns:oel="http://schemas.microsoft.com/office/2019/extlst" xmlns:r="http://schemas.openxmlformats.org/officeDocument/2006/relationships" xmlns:m="http://schemas.openxmlformats.org/officeDocument/2006/math" xmlns:v="urn:schemas-microsoft-com:vml" xmlns:wp14="http://schemas.microsoft.com/office/word/2010/wordprocessingDrawing" xmlns:wp="http://schemas.openxmlformats.org/drawingml/2006/wordprocessingDrawing" xmlns:w10="urn:schemas-microsoft-com:office:word" xmlns:w="http://schemas.openxmlformats.org/wordprocessingml/2006/main" xmlns:w14="http://schemas.microsoft.com/office/word/2010/wordml" xmlns:w15="http://schemas.microsoft.com/office/word/2012/wordml" xmlns:w16cex="http://schemas.microsoft.com/office/word/2018/wordml/cex" xmlns:w16cid="http://schemas.microsoft.com/office/word/2016/wordml/cid" xmlns:w16="http://schemas.microsoft.com/office/word/2018/wordml" xmlns:w16sdtdh="http://schemas.microsoft.com/office/word/2020/wordml/sdtdatahash" xmlns:w16se="http://schemas.microsoft.com/office/word/2015/wordml/symex" xmlns:wpg="http://schemas.microsoft.com/office/word/2010/wordprocessingGroup" xmlns:wpi="http://schemas.microsoft.com/office/word/2010/wordprocessingInk" xmlns:wne="http://schemas.microsoft.com/office/word/2006/wordml" xmlns:wps="http://schemas.microsoft.com/office/word/2010/wordprocessingShape" mc:Ignorable="w14 w15 w16se w16cid w16 w16cex w16sdtdh wp14">
+<w:footnotes xmlns:wpc="http://schemas.microsoft.com/office/word/2010/wordprocessingCanvas" xmlns:cx="http://schemas.microsoft.com/office/drawing/2014/chartex" xmlns:cx1="http://schemas.microsoft.com/office/drawing/2015/9/8/chartex" xmlns:cx2="http://schemas.microsoft.com/office/drawing/2015/10/21/chartex" xmlns:cx3="http://schemas.microsoft.com/office/drawing/2016/5/9/chartex" xmlns:cx4="http://schemas.microsoft.com/office/drawing/2016/5/10/chartex" xmlns:cx5="http://schemas.microsoft.com/office/drawing/2016/5/11/chartex" xmlns:cx6="http://schemas.microsoft.com/office/drawing/2016/5/12/chartex" xmlns:cx7="http://schemas.microsoft.com/office/drawing/2016/5/13/chartex" xmlns:cx8="http://schemas.microsoft.com/office/drawing/2016/5/14/chartex" xmlns:mc="http://schemas.openxmlformats.org/markup-compatibility/2006" xmlns:aink="http://schemas.microsoft.com/office/drawing/2016/ink" xmlns:am3d="http://schemas.microsoft.com/office/drawing/2017/model3d" xmlns:o="urn:schemas-microsoft-com:office:office" xmlns:oel="http://schemas.microsoft.com/office/2019/extlst" xmlns:r="http://schemas.openxmlformats.org/officeDocument/2006/relationships" xmlns:m="http://schemas.openxmlformats.org/officeDocument/2006/math" xmlns:v="urn:schemas-microsoft-com:vml" xmlns:wp14="http://schemas.microsoft.com/office/word/2010/wordprocessingDrawing" xmlns:wp="http://schemas.openxmlformats.org/drawingml/2006/wordprocessingDrawing" xmlns:w10="urn:schemas-microsoft-com:office:word" xmlns:w="http://schemas.openxmlformats.org/wordprocessingml/2006/main" xmlns:w14="http://schemas.microsoft.com/office/word/2010/wordml" xmlns:w15="http://schemas.microsoft.com/office/word/2012/wordml" xmlns:w16cex="http://schemas.microsoft.com/office/word/2018/wordml/cex" xmlns:w16cid="http://schemas.microsoft.com/office/word/2016/wordml/cid" xmlns:w16="http://schemas.microsoft.com/office/word/2018/wordml" xmlns:w16du="http://schemas.microsoft.com/office/word/2023/wordml/word16du" xmlns:w16sdtdh="http://schemas.microsoft.com/office/word/2020/wordml/sdtdatahash" xmlns:w16sdtfl="http://schemas.microsoft.com/office/word/2024/wordml/sdtformatlock" xmlns:w16se="http://schemas.microsoft.com/office/word/2015/wordml/symex" xmlns:wpg="http://schemas.microsoft.com/office/word/2010/wordprocessingGroup" xmlns:wpi="http://schemas.microsoft.com/office/word/2010/wordprocessingInk" xmlns:wne="http://schemas.microsoft.com/office/word/2006/wordml" xmlns:wps="http://schemas.microsoft.com/office/word/2010/wordprocessingShape" mc:Ignorable="w14 w15 w16se w16cid w16 w16cex w16sdtdh w16sdtfl w16du wp14">
   <w:footnote w:type="separator" w:id="-1">
     <w:p>
       <w:r>
@@ -2230,7 +2262,7 @@
 </file>
 
 <file path=word/numbering.xml><?xml version="1.0" encoding="utf-8"?>
-<w:numbering xmlns:wpc="http://schemas.microsoft.com/office/word/2010/wordprocessingCanvas" xmlns:cx="http://schemas.microsoft.com/office/drawing/2014/chartex" xmlns:cx1="http://schemas.microsoft.com/office/drawing/2015/9/8/chartex" xmlns:cx2="http://schemas.microsoft.com/office/drawing/2015/10/21/chartex" xmlns:cx3="http://schemas.microsoft.com/office/drawing/2016/5/9/chartex" xmlns:cx4="http://schemas.microsoft.com/office/drawing/2016/5/10/chartex" xmlns:cx5="http://schemas.microsoft.com/office/drawing/2016/5/11/chartex" xmlns:cx6="http://schemas.microsoft.com/office/drawing/2016/5/12/chartex" xmlns:cx7="http://schemas.microsoft.com/office/drawing/2016/5/13/chartex" xmlns:cx8="http://schemas.microsoft.com/office/drawing/2016/5/14/chartex" xmlns:mc="http://schemas.openxmlformats.org/markup-compatibility/2006" xmlns:aink="http://schemas.microsoft.com/office/drawing/2016/ink" xmlns:am3d="http://schemas.microsoft.com/office/drawing/2017/model3d" xmlns:o="urn:schemas-microsoft-com:office:office" xmlns:oel="http://schemas.microsoft.com/office/2019/extlst" xmlns:r="http://schemas.openxmlformats.org/officeDocument/2006/relationships" xmlns:m="http://schemas.openxmlformats.org/officeDocument/2006/math" xmlns:v="urn:schemas-microsoft-com:vml" xmlns:wp14="http://schemas.microsoft.com/office/word/2010/wordprocessingDrawing" xmlns:wp="http://schemas.openxmlformats.org/drawingml/2006/wordprocessingDrawing" xmlns:w10="urn:schemas-microsoft-com:office:word" xmlns:w="http://schemas.openxmlformats.org/wordprocessingml/2006/main" xmlns:w14="http://schemas.microsoft.com/office/word/2010/wordml" xmlns:w15="http://schemas.microsoft.com/office/word/2012/wordml" xmlns:w16cex="http://schemas.microsoft.com/office/word/2018/wordml/cex" xmlns:w16cid="http://schemas.microsoft.com/office/word/2016/wordml/cid" xmlns:w16="http://schemas.microsoft.com/office/word/2018/wordml" xmlns:w16sdtdh="http://schemas.microsoft.com/office/word/2020/wordml/sdtdatahash" xmlns:w16se="http://schemas.microsoft.com/office/word/2015/wordml/symex" xmlns:wpg="http://schemas.microsoft.com/office/word/2010/wordprocessingGroup" xmlns:wpi="http://schemas.microsoft.com/office/word/2010/wordprocessingInk" xmlns:wne="http://schemas.microsoft.com/office/word/2006/wordml" xmlns:wps="http://schemas.microsoft.com/office/word/2010/wordprocessingShape" mc:Ignorable="w14 w15 w16se w16cid w16 w16cex w16sdtdh wp14">
+<w:numbering xmlns:wpc="http://schemas.microsoft.com/office/word/2010/wordprocessingCanvas" xmlns:cx="http://schemas.microsoft.com/office/drawing/2014/chartex" xmlns:cx1="http://schemas.microsoft.com/office/drawing/2015/9/8/chartex" xmlns:cx2="http://schemas.microsoft.com/office/drawing/2015/10/21/chartex" xmlns:cx3="http://schemas.microsoft.com/office/drawing/2016/5/9/chartex" xmlns:cx4="http://schemas.microsoft.com/office/drawing/2016/5/10/chartex" xmlns:cx5="http://schemas.microsoft.com/office/drawing/2016/5/11/chartex" xmlns:cx6="http://schemas.microsoft.com/office/drawing/2016/5/12/chartex" xmlns:cx7="http://schemas.microsoft.com/office/drawing/2016/5/13/chartex" xmlns:cx8="http://schemas.microsoft.com/office/drawing/2016/5/14/chartex" xmlns:mc="http://schemas.openxmlformats.org/markup-compatibility/2006" xmlns:aink="http://schemas.microsoft.com/office/drawing/2016/ink" xmlns:am3d="http://schemas.microsoft.com/office/drawing/2017/model3d" xmlns:o="urn:schemas-microsoft-com:office:office" xmlns:oel="http://schemas.microsoft.com/office/2019/extlst" xmlns:r="http://schemas.openxmlformats.org/officeDocument/2006/relationships" xmlns:m="http://schemas.openxmlformats.org/officeDocument/2006/math" xmlns:v="urn:schemas-microsoft-com:vml" xmlns:wp14="http://schemas.microsoft.com/office/word/2010/wordprocessingDrawing" xmlns:wp="http://schemas.openxmlformats.org/drawingml/2006/wordprocessingDrawing" xmlns:w10="urn:schemas-microsoft-com:office:word" xmlns:w="http://schemas.openxmlformats.org/wordprocessingml/2006/main" xmlns:w14="http://schemas.microsoft.com/office/word/2010/wordml" xmlns:w15="http://schemas.microsoft.com/office/word/2012/wordml" xmlns:w16cex="http://schemas.microsoft.com/office/word/2018/wordml/cex" xmlns:w16cid="http://schemas.microsoft.com/office/word/2016/wordml/cid" xmlns:w16="http://schemas.microsoft.com/office/word/2018/wordml" xmlns:w16du="http://schemas.microsoft.com/office/word/2023/wordml/word16du" xmlns:w16sdtdh="http://schemas.microsoft.com/office/word/2020/wordml/sdtdatahash" xmlns:w16sdtfl="http://schemas.microsoft.com/office/word/2024/wordml/sdtformatlock" xmlns:w16se="http://schemas.microsoft.com/office/word/2015/wordml/symex" xmlns:wpg="http://schemas.microsoft.com/office/word/2010/wordprocessingGroup" xmlns:wpi="http://schemas.microsoft.com/office/word/2010/wordprocessingInk" xmlns:wne="http://schemas.microsoft.com/office/word/2006/wordml" xmlns:wps="http://schemas.microsoft.com/office/word/2010/wordprocessingShape" mc:Ignorable="w14 w15 w16se w16cid w16 w16cex w16sdtdh w16sdtfl w16du wp14">
   <w:abstractNum w:abstractNumId="0" w15:restartNumberingAfterBreak="0">
     <w:nsid w:val="005B447F"/>
     <w:multiLevelType w:val="hybridMultilevel"/>
@@ -6989,7 +7021,7 @@
 </file>
 
 <file path=word/styles.xml><?xml version="1.0" encoding="utf-8"?>
-<w:styles xmlns:mc="http://schemas.openxmlformats.org/markup-compatibility/2006" xmlns:r="http://schemas.openxmlformats.org/officeDocument/2006/relationships" xmlns:w="http://schemas.openxmlformats.org/wordprocessingml/2006/main" xmlns:w14="http://schemas.microsoft.com/office/word/2010/wordml" xmlns:w15="http://schemas.microsoft.com/office/word/2012/wordml" xmlns:w16cex="http://schemas.microsoft.com/office/word/2018/wordml/cex" xmlns:w16cid="http://schemas.microsoft.com/office/word/2016/wordml/cid" xmlns:w16="http://schemas.microsoft.com/office/word/2018/wordml" xmlns:w16sdtdh="http://schemas.microsoft.com/office/word/2020/wordml/sdtdatahash" xmlns:w16se="http://schemas.microsoft.com/office/word/2015/wordml/symex" mc:Ignorable="w14 w15 w16se w16cid w16 w16cex w16sdtdh">
+<w:styles xmlns:mc="http://schemas.openxmlformats.org/markup-compatibility/2006" xmlns:r="http://schemas.openxmlformats.org/officeDocument/2006/relationships" xmlns:w="http://schemas.openxmlformats.org/wordprocessingml/2006/main" xmlns:w14="http://schemas.microsoft.com/office/word/2010/wordml" xmlns:w15="http://schemas.microsoft.com/office/word/2012/wordml" xmlns:w16cex="http://schemas.microsoft.com/office/word/2018/wordml/cex" xmlns:w16cid="http://schemas.microsoft.com/office/word/2016/wordml/cid" xmlns:w16="http://schemas.microsoft.com/office/word/2018/wordml" xmlns:w16du="http://schemas.microsoft.com/office/word/2023/wordml/word16du" xmlns:w16sdtdh="http://schemas.microsoft.com/office/word/2020/wordml/sdtdatahash" xmlns:w16sdtfl="http://schemas.microsoft.com/office/word/2024/wordml/sdtformatlock" xmlns:w16se="http://schemas.microsoft.com/office/word/2015/wordml/symex" mc:Ignorable="w14 w15 w16se w16cid w16 w16cex w16sdtdh w16sdtfl w16du">
   <w:docDefaults>
     <w:rPrDefault>
       <w:rPr>

--- a/Calendario2025/Ejercicios/E6_DHCP_Centralizado/Ejercicio6.docx
+++ b/Calendario2025/Ejercicios/E6_DHCP_Centralizado/Ejercicio6.docx
@@ -177,7 +177,7 @@
                                     </pic:cNvPicPr>
                                   </pic:nvPicPr>
                                   <pic:blipFill>
-                                    <a:blip r:embed="rId7">
+                                    <a:blip r:embed="rId8">
                                       <a:extLst>
                                         <a:ext uri="{28A0092B-C50C-407E-A947-70E740481C1C}">
                                           <a14:useLocalDpi xmlns:a14="http://schemas.microsoft.com/office/drawing/2010/main" val="0"/>
@@ -445,6 +445,7 @@
           <w:rFonts w:ascii="Arial" w:hAnsi="Arial" w:cs="Arial"/>
           <w:b/>
           <w:bCs/>
+          <w:noProof/>
           <w:color w:val="2C3A45"/>
           <w:spacing w:val="-2"/>
           <w:sz w:val="22"/>
@@ -466,7 +467,7 @@
                     <pic:cNvPicPr/>
                   </pic:nvPicPr>
                   <pic:blipFill>
-                    <a:blip r:embed="rId8"/>
+                    <a:blip r:embed="rId9"/>
                     <a:stretch>
                       <a:fillRect/>
                     </a:stretch>
@@ -1690,7 +1691,14 @@
           <w:rFonts w:ascii="Arial" w:hAnsi="Arial" w:cs="Arial"/>
           <w:spacing w:val="-1"/>
         </w:rPr>
-        <w:t xml:space="preserve"> IP de ayuda en </w:t>
+        <w:t xml:space="preserve"> IP de ayuda en</w:t>
+      </w:r>
+      <w:r>
+        <w:rPr>
+          <w:rFonts w:ascii="Arial" w:hAnsi="Arial" w:cs="Arial"/>
+          <w:spacing w:val="-1"/>
+        </w:rPr>
+        <w:t xml:space="preserve"> la interface correspondiente en </w:t>
       </w:r>
       <w:r>
         <w:rPr>
@@ -1832,7 +1840,21 @@
           <w:rFonts w:ascii="Arial" w:hAnsi="Arial" w:cs="Arial"/>
           <w:spacing w:val="-1"/>
         </w:rPr>
-        <w:t xml:space="preserve"> IP de ayuda en </w:t>
+        <w:t xml:space="preserve"> IP de ayuda en</w:t>
+      </w:r>
+      <w:r>
+        <w:rPr>
+          <w:rFonts w:ascii="Arial" w:hAnsi="Arial" w:cs="Arial"/>
+          <w:spacing w:val="-1"/>
+        </w:rPr>
+        <w:t xml:space="preserve"> la interface correspondiente en</w:t>
+      </w:r>
+      <w:r>
+        <w:rPr>
+          <w:rFonts w:ascii="Arial" w:hAnsi="Arial" w:cs="Arial"/>
+          <w:spacing w:val="-1"/>
+        </w:rPr>
+        <w:t xml:space="preserve"> </w:t>
       </w:r>
       <w:r>
         <w:rPr>
@@ -2013,7 +2035,7 @@
       </w:pPr>
     </w:p>
     <w:sectPr>
-      <w:footerReference w:type="default" r:id="rId9"/>
+      <w:footerReference w:type="default" r:id="rId10"/>
       <w:pgSz w:w="12240" w:h="15840"/>
       <w:pgMar w:top="284" w:right="1080" w:bottom="567" w:left="1080" w:header="0" w:footer="1696" w:gutter="0"/>
       <w:cols w:space="720"/>
